--- a/assets/PlantillaUnoColumnas.docx
+++ b/assets/PlantillaUnoColumnas.docx
@@ -323,7 +323,7 @@
           <w:bCs/>
           <w:lang w:val="es-ES"/>
         </w:rPr>
-        <w:t>{idioma} – {nivel}</w:t>
+        <w:t>{idioma}</w:t>
       </w:r>
       <w:r>
         <w:rPr>

--- a/assets/PlantillaUnoColumnas.docx
+++ b/assets/PlantillaUnoColumnas.docx
@@ -76,12 +76,21 @@
           </wp:anchor>
         </w:drawing>
       </w:r>
+      <w:proofErr w:type="spellStart"/>
       <w:r>
         <w:rPr>
           <w:color w:val="45B0E1" w:themeColor="accent1" w:themeTint="99"/>
           <w:lang w:val="es-ES"/>
         </w:rPr>
-        <w:t>Curriculum Vitae</w:t>
+        <w:t>Curriculum</w:t>
+      </w:r>
+      <w:proofErr w:type="spellEnd"/>
+      <w:r>
+        <w:rPr>
+          <w:color w:val="45B0E1" w:themeColor="accent1" w:themeTint="99"/>
+          <w:lang w:val="es-ES"/>
+        </w:rPr>
+        <w:t xml:space="preserve"> Vitae</w:t>
       </w:r>
     </w:p>
     <w:p>
@@ -98,11 +107,19 @@
           <w:lang w:val="es-ES"/>
         </w:rPr>
       </w:pPr>
-      <w:r>
-        <w:rPr>
-          <w:lang w:val="es-ES"/>
-        </w:rPr>
-        <w:t>Curriculum Vitae</w:t>
+      <w:proofErr w:type="spellStart"/>
+      <w:r>
+        <w:rPr>
+          <w:lang w:val="es-ES"/>
+        </w:rPr>
+        <w:t>Curriculum</w:t>
+      </w:r>
+      <w:proofErr w:type="spellEnd"/>
+      <w:r>
+        <w:rPr>
+          <w:lang w:val="es-ES"/>
+        </w:rPr>
+        <w:t xml:space="preserve"> Vitae</w:t>
       </w:r>
     </w:p>
     <w:p>
@@ -175,6 +192,7 @@
         </w:rPr>
         <w:t>{</w:t>
       </w:r>
+      <w:proofErr w:type="spellStart"/>
       <w:r>
         <w:rPr>
           <w:b/>
@@ -191,6 +209,7 @@
         </w:rPr>
         <w:t>tNom</w:t>
       </w:r>
+      <w:proofErr w:type="spellEnd"/>
       <w:r>
         <w:rPr>
           <w:b/>
@@ -223,6 +242,7 @@
         </w:rPr>
         <w:t xml:space="preserve"> {</w:t>
       </w:r>
+      <w:proofErr w:type="spellStart"/>
       <w:r>
         <w:rPr>
           <w:b/>
@@ -230,6 +250,7 @@
         </w:rPr>
         <w:t>EtTiempoExp</w:t>
       </w:r>
+      <w:proofErr w:type="spellEnd"/>
       <w:r>
         <w:rPr>
           <w:b/>
@@ -264,6 +285,7 @@
         </w:rPr>
         <w:t>{</w:t>
       </w:r>
+      <w:proofErr w:type="spellStart"/>
       <w:r>
         <w:rPr>
           <w:b/>
@@ -272,6 +294,7 @@
         </w:rPr>
         <w:t>EtNa</w:t>
       </w:r>
+      <w:proofErr w:type="spellEnd"/>
       <w:r>
         <w:rPr>
           <w:b/>
@@ -339,7 +362,25 @@
           <w:bCs/>
           <w:lang w:val="es-ES"/>
         </w:rPr>
-        <w:t>{/EtId}</w:t>
+        <w:t>{/</w:t>
+      </w:r>
+      <w:proofErr w:type="spellStart"/>
+      <w:r>
+        <w:rPr>
+          <w:b/>
+          <w:bCs/>
+          <w:lang w:val="es-ES"/>
+        </w:rPr>
+        <w:t>EtId</w:t>
+      </w:r>
+      <w:proofErr w:type="spellEnd"/>
+      <w:r>
+        <w:rPr>
+          <w:b/>
+          <w:bCs/>
+          <w:lang w:val="es-ES"/>
+        </w:rPr>
+        <w:t>}</w:t>
       </w:r>
     </w:p>
     <w:p>
@@ -364,6 +405,7 @@
         </w:rPr>
         <w:t>{</w:t>
       </w:r>
+      <w:proofErr w:type="spellStart"/>
       <w:r>
         <w:rPr>
           <w:b/>
@@ -372,6 +414,7 @@
         </w:rPr>
         <w:t>EtRe</w:t>
       </w:r>
+      <w:proofErr w:type="spellEnd"/>
       <w:r>
         <w:rPr>
           <w:b/>
@@ -402,6 +445,7 @@
         </w:rPr>
         <w:t>{</w:t>
       </w:r>
+      <w:proofErr w:type="spellStart"/>
       <w:r>
         <w:rPr>
           <w:b/>
@@ -411,6 +455,7 @@
         </w:rPr>
         <w:t>EtEd</w:t>
       </w:r>
+      <w:proofErr w:type="spellEnd"/>
       <w:r>
         <w:rPr>
           <w:b/>
@@ -547,7 +592,25 @@
           <w:bCs/>
           <w:lang w:val="es-ES"/>
         </w:rPr>
-        <w:t xml:space="preserve"> {fechaIni}</w:t>
+        <w:t xml:space="preserve"> {</w:t>
+      </w:r>
+      <w:proofErr w:type="spellStart"/>
+      <w:r>
+        <w:rPr>
+          <w:b/>
+          <w:bCs/>
+          <w:lang w:val="es-ES"/>
+        </w:rPr>
+        <w:t>fechaIni</w:t>
+      </w:r>
+      <w:proofErr w:type="spellEnd"/>
+      <w:r>
+        <w:rPr>
+          <w:b/>
+          <w:bCs/>
+          <w:lang w:val="es-ES"/>
+        </w:rPr>
+        <w:t>}</w:t>
       </w:r>
     </w:p>
     <w:p>
@@ -576,6 +639,7 @@
         </w:rPr>
         <w:t xml:space="preserve"> {</w:t>
       </w:r>
+      <w:proofErr w:type="spellStart"/>
       <w:r>
         <w:rPr>
           <w:b/>
@@ -585,6 +649,7 @@
         </w:rPr>
         <w:t>generacion</w:t>
       </w:r>
+      <w:proofErr w:type="spellEnd"/>
       <w:r>
         <w:rPr>
           <w:b/>
@@ -960,7 +1025,21 @@
               <w:rPr>
                 <w:lang w:val="es-ES"/>
               </w:rPr>
-              <w:t>{skill}</w:t>
+              <w:t>{</w:t>
+            </w:r>
+            <w:proofErr w:type="spellStart"/>
+            <w:r>
+              <w:rPr>
+                <w:lang w:val="es-ES"/>
+              </w:rPr>
+              <w:t>skill</w:t>
+            </w:r>
+            <w:proofErr w:type="spellEnd"/>
+            <w:r>
+              <w:rPr>
+                <w:lang w:val="es-ES"/>
+              </w:rPr>
+              <w:t>}</w:t>
             </w:r>
           </w:p>
           <w:p>
@@ -1006,6 +1085,7 @@
     </w:p>
     <w:p>
       <w:pPr>
+        <w:keepNext/>
         <w:spacing w:after="0"/>
         <w:rPr>
           <w:b/>
@@ -1026,6 +1106,7 @@
     </w:p>
     <w:p>
       <w:pPr>
+        <w:keepNext/>
         <w:spacing w:after="0"/>
         <w:rPr>
           <w:b/>
@@ -1045,6 +1126,7 @@
     </w:p>
     <w:p>
       <w:pPr>
+        <w:keepNext/>
         <w:spacing w:after="0"/>
         <w:jc w:val="both"/>
       </w:pPr>
@@ -1054,6 +1136,7 @@
     </w:p>
     <w:p>
       <w:pPr>
+        <w:keepNext/>
         <w:spacing w:after="0"/>
         <w:jc w:val="both"/>
         <w:rPr>
@@ -1090,7 +1173,23 @@
           <w:b/>
           <w:bCs/>
         </w:rPr>
-        <w:t>{organizacion}</w:t>
+        <w:t>{</w:t>
+      </w:r>
+      <w:proofErr w:type="spellStart"/>
+      <w:r>
+        <w:rPr>
+          <w:b/>
+          <w:bCs/>
+        </w:rPr>
+        <w:t>organizacion</w:t>
+      </w:r>
+      <w:proofErr w:type="spellEnd"/>
+      <w:r>
+        <w:rPr>
+          <w:b/>
+          <w:bCs/>
+        </w:rPr>
+        <w:t>}</w:t>
       </w:r>
     </w:p>
     <w:p>
@@ -1117,7 +1216,15 @@
         <w:t xml:space="preserve">Descripción: </w:t>
       </w:r>
       <w:r>
-        <w:t>{descripcion}</w:t>
+        <w:t>{</w:t>
+      </w:r>
+      <w:proofErr w:type="spellStart"/>
+      <w:r>
+        <w:t>descripcion</w:t>
+      </w:r>
+      <w:proofErr w:type="spellEnd"/>
+      <w:r>
+        <w:t>}</w:t>
       </w:r>
     </w:p>
     <w:p>
@@ -1136,9 +1243,11 @@
       <w:r>
         <w:t>Tiempo de estudios: {</w:t>
       </w:r>
+      <w:proofErr w:type="spellStart"/>
       <w:r>
         <w:t>tiempoEstudio</w:t>
       </w:r>
+      <w:proofErr w:type="spellEnd"/>
       <w:r>
         <w:t>}</w:t>
       </w:r>
@@ -1158,7 +1267,15 @@
         <w:jc w:val="both"/>
       </w:pPr>
       <w:r>
-        <w:t>{/tieneCursos}</w:t>
+        <w:t>{/</w:t>
+      </w:r>
+      <w:proofErr w:type="spellStart"/>
+      <w:r>
+        <w:t>tieneCursos</w:t>
+      </w:r>
+      <w:proofErr w:type="spellEnd"/>
+      <w:r>
+        <w:t>}</w:t>
       </w:r>
     </w:p>
     <w:p>
@@ -1177,6 +1294,7 @@
     </w:p>
     <w:p>
       <w:pPr>
+        <w:keepNext/>
         <w:spacing w:after="0"/>
         <w:rPr>
           <w:b/>
@@ -1198,6 +1316,7 @@
     </w:p>
     <w:p>
       <w:pPr>
+        <w:keepNext/>
         <w:spacing w:after="0"/>
         <w:rPr>
           <w:b/>
@@ -1216,6 +1335,9 @@
       </w:r>
     </w:p>
     <w:p>
+      <w:pPr>
+        <w:keepNext/>
+      </w:pPr>
       <w:r>
         <w:t>{comentarios}</w:t>
       </w:r>
@@ -1225,7 +1347,15 @@
         <w:jc w:val="both"/>
       </w:pPr>
       <w:r>
-        <w:t>{/tieneComentarios}</w:t>
+        <w:t>{/</w:t>
+      </w:r>
+      <w:proofErr w:type="spellStart"/>
+      <w:r>
+        <w:t>tieneComentarios</w:t>
+      </w:r>
+      <w:proofErr w:type="spellEnd"/>
+      <w:r>
+        <w:t>}</w:t>
       </w:r>
     </w:p>
     <w:sectPr>

--- a/assets/PlantillaUnoColumnas.docx
+++ b/assets/PlantillaUnoColumnas.docx
@@ -711,6 +711,7 @@
           </w:tcPr>
           <w:p>
             <w:pPr>
+              <w:keepNext/>
               <w:rPr>
                 <w:b/>
                 <w:bCs/>
@@ -831,6 +832,7 @@
           </w:tcPr>
           <w:p>
             <w:pPr>
+              <w:keepNext/>
               <w:rPr>
                 <w:lang w:val="es-ES"/>
               </w:rPr>
@@ -950,6 +952,7 @@
           </w:tcPr>
           <w:p>
             <w:pPr>
+              <w:keepNext/>
               <w:rPr>
                 <w:lang w:val="es-ES"/>
               </w:rPr>
@@ -964,6 +967,7 @@
           <w:p>
             <w:pPr>
               <w:pStyle w:val="Prrafodelista"/>
+              <w:keepNext/>
               <w:numPr>
                 <w:ilvl w:val="0"/>
                 <w:numId w:val="5"/>
@@ -981,6 +985,7 @@
           </w:p>
           <w:p>
             <w:pPr>
+              <w:keepNext/>
               <w:rPr>
                 <w:lang w:val="es-ES"/>
               </w:rPr>
@@ -999,6 +1004,7 @@
           </w:tcPr>
           <w:p>
             <w:pPr>
+              <w:keepNext/>
               <w:rPr>
                 <w:lang w:val="es-ES"/>
               </w:rPr>
@@ -1013,6 +1019,7 @@
           <w:p>
             <w:pPr>
               <w:pStyle w:val="Prrafodelista"/>
+              <w:keepNext/>
               <w:numPr>
                 <w:ilvl w:val="0"/>
                 <w:numId w:val="5"/>
@@ -1044,6 +1051,7 @@
           </w:p>
           <w:p>
             <w:pPr>
+              <w:keepNext/>
               <w:rPr>
                 <w:lang w:val="es-ES"/>
               </w:rPr>
@@ -1280,15 +1288,22 @@
     </w:p>
     <w:p>
       <w:pPr>
+        <w:spacing w:after="0"/>
         <w:jc w:val="both"/>
-        <w:rPr>
-          <w:lang w:val="es-ES"/>
-        </w:rPr>
-      </w:pPr>
-      <w:r>
-        <w:rPr>
-          <w:lang w:val="es-ES"/>
-        </w:rPr>
+      </w:pPr>
+    </w:p>
+    <w:p>
+      <w:pPr>
+        <w:jc w:val="both"/>
+        <w:rPr>
+          <w:lang w:val="es-ES"/>
+        </w:rPr>
+      </w:pPr>
+      <w:r>
+        <w:rPr>
+          <w:lang w:val="es-ES"/>
+        </w:rPr>
+        <w:lastRenderedPageBreak/>
         <w:t>{#tieneComentarios}</w:t>
       </w:r>
     </w:p>
@@ -1310,7 +1325,6 @@
           <w:color w:val="0070C0"/>
           <w:lang w:val="es-ES"/>
         </w:rPr>
-        <w:lastRenderedPageBreak/>
         <w:t>NOTAS O COMENTARIOS</w:t>
       </w:r>
     </w:p>

--- a/assets/PlantillaUnoColumnas.docx
+++ b/assets/PlantillaUnoColumnas.docx
@@ -711,7 +711,6 @@
           </w:tcPr>
           <w:p>
             <w:pPr>
-              <w:keepNext/>
               <w:rPr>
                 <w:b/>
                 <w:bCs/>
@@ -832,7 +831,6 @@
           </w:tcPr>
           <w:p>
             <w:pPr>
-              <w:keepNext/>
               <w:rPr>
                 <w:lang w:val="es-ES"/>
               </w:rPr>
@@ -952,7 +950,6 @@
           </w:tcPr>
           <w:p>
             <w:pPr>
-              <w:keepNext/>
               <w:rPr>
                 <w:lang w:val="es-ES"/>
               </w:rPr>
@@ -967,7 +964,6 @@
           <w:p>
             <w:pPr>
               <w:pStyle w:val="Prrafodelista"/>
-              <w:keepNext/>
               <w:numPr>
                 <w:ilvl w:val="0"/>
                 <w:numId w:val="5"/>
@@ -985,7 +981,6 @@
           </w:p>
           <w:p>
             <w:pPr>
-              <w:keepNext/>
               <w:rPr>
                 <w:lang w:val="es-ES"/>
               </w:rPr>
@@ -1004,7 +999,6 @@
           </w:tcPr>
           <w:p>
             <w:pPr>
-              <w:keepNext/>
               <w:rPr>
                 <w:lang w:val="es-ES"/>
               </w:rPr>
@@ -1019,7 +1013,6 @@
           <w:p>
             <w:pPr>
               <w:pStyle w:val="Prrafodelista"/>
-              <w:keepNext/>
               <w:numPr>
                 <w:ilvl w:val="0"/>
                 <w:numId w:val="5"/>
@@ -1051,7 +1044,6 @@
           </w:p>
           <w:p>
             <w:pPr>
-              <w:keepNext/>
               <w:rPr>
                 <w:lang w:val="es-ES"/>
               </w:rPr>
@@ -1288,22 +1280,15 @@
     </w:p>
     <w:p>
       <w:pPr>
-        <w:spacing w:after="0"/>
         <w:jc w:val="both"/>
-      </w:pPr>
-    </w:p>
-    <w:p>
-      <w:pPr>
-        <w:jc w:val="both"/>
-        <w:rPr>
-          <w:lang w:val="es-ES"/>
-        </w:rPr>
-      </w:pPr>
-      <w:r>
-        <w:rPr>
-          <w:lang w:val="es-ES"/>
-        </w:rPr>
-        <w:lastRenderedPageBreak/>
+        <w:rPr>
+          <w:lang w:val="es-ES"/>
+        </w:rPr>
+      </w:pPr>
+      <w:r>
+        <w:rPr>
+          <w:lang w:val="es-ES"/>
+        </w:rPr>
         <w:t>{#tieneComentarios}</w:t>
       </w:r>
     </w:p>
@@ -1325,6 +1310,7 @@
           <w:color w:val="0070C0"/>
           <w:lang w:val="es-ES"/>
         </w:rPr>
+        <w:lastRenderedPageBreak/>
         <w:t>NOTAS O COMENTARIOS</w:t>
       </w:r>
     </w:p>

--- a/assets/PlantillaUnoColumnas.docx
+++ b/assets/PlantillaUnoColumnas.docx
@@ -1085,7 +1085,6 @@
     </w:p>
     <w:p>
       <w:pPr>
-        <w:keepNext/>
         <w:spacing w:after="0"/>
         <w:rPr>
           <w:b/>
@@ -1106,7 +1105,6 @@
     </w:p>
     <w:p>
       <w:pPr>
-        <w:keepNext/>
         <w:spacing w:after="0"/>
         <w:rPr>
           <w:b/>
@@ -1126,7 +1124,6 @@
     </w:p>
     <w:p>
       <w:pPr>
-        <w:keepNext/>
         <w:spacing w:after="0"/>
         <w:jc w:val="both"/>
       </w:pPr>
@@ -1136,7 +1133,6 @@
     </w:p>
     <w:p>
       <w:pPr>
-        <w:keepNext/>
         <w:spacing w:after="0"/>
         <w:jc w:val="both"/>
         <w:rPr>
@@ -1294,7 +1290,6 @@
     </w:p>
     <w:p>
       <w:pPr>
-        <w:keepNext/>
         <w:spacing w:after="0"/>
         <w:rPr>
           <w:b/>
@@ -1316,7 +1311,6 @@
     </w:p>
     <w:p>
       <w:pPr>
-        <w:keepNext/>
         <w:spacing w:after="0"/>
         <w:rPr>
           <w:b/>
@@ -1335,9 +1329,6 @@
       </w:r>
     </w:p>
     <w:p>
-      <w:pPr>
-        <w:keepNext/>
-      </w:pPr>
       <w:r>
         <w:t>{comentarios}</w:t>
       </w:r>
